--- a/shortKeys/shortkeysImplementate.docx
+++ b/shortKeys/shortkeysImplementate.docx
@@ -4,19 +4,129 @@
   <w:body>
     <w:p>
       <w:r>
-        <w:t>J – sa nu faca operatie</w:t>
+        <w:rPr>
+          <w:rFonts w:ascii="Aptos Black" w:hAnsi="Aptos Black"/>
+        </w:rPr>
+        <w:t>J</w:t>
+      </w:r>
+      <w:r>
+        <w:t xml:space="preserve"> – sa nu faca operatie</w:t>
+      </w:r>
+      <w:r>
+        <w:t xml:space="preserve"> concatanare de linii</w:t>
       </w:r>
     </w:p>
     <w:p>
       <w:r>
-        <w:t>SPATIU + p + v – Iesi din fisier in director</w:t>
+        <w:rPr>
+          <w:rFonts w:ascii="Aptos Black" w:hAnsi="Aptos Black"/>
+        </w:rPr>
+        <w:t>SPATIU + p + v</w:t>
+      </w:r>
+      <w:r>
+        <w:t xml:space="preserve"> – Iesi din fisier in director</w:t>
       </w:r>
     </w:p>
     <w:p>
       <w:r>
-        <w:t>:Term – Deschide splitscreen terminal</w:t>
+        <w:rPr>
+          <w:rFonts w:ascii="Aptos Black" w:hAnsi="Aptos Black"/>
+        </w:rPr>
+        <w:t>:Term</w:t>
+      </w:r>
+      <w:r>
+        <w:t xml:space="preserve"> – Deschide splitscreen terminal</w:t>
       </w:r>
     </w:p>
+    <w:p>
+      <w:r>
+        <w:rPr>
+          <w:rFonts w:ascii="Aptos Black" w:hAnsi="Aptos Black"/>
+        </w:rPr>
+        <w:t>SPATIU + r</w:t>
+      </w:r>
+      <w:r>
+        <w:t xml:space="preserve"> – compileaza in c++26 si ruleaza executabilu obtinut</w:t>
+      </w:r>
+    </w:p>
+    <w:p>
+      <w:r>
+        <w:rPr>
+          <w:rFonts w:ascii="Aptos Black" w:hAnsi="Aptos Black"/>
+        </w:rPr>
+        <w:t>SPATIU + e</w:t>
+      </w:r>
+      <w:r>
+        <w:t xml:space="preserve"> – deschide neotree</w:t>
+      </w:r>
+    </w:p>
+    <w:p>
+      <w:r>
+        <w:rPr>
+          <w:rFonts w:ascii="Aptos Black" w:hAnsi="Aptos Black"/>
+        </w:rPr>
+        <w:t>SPATIU + u</w:t>
+      </w:r>
+      <w:r>
+        <w:t xml:space="preserve"> – deschide undotree</w:t>
+      </w:r>
+    </w:p>
+    <w:p>
+      <w:r>
+        <w:rPr>
+          <w:rFonts w:ascii="Aptos Black" w:hAnsi="Aptos Black"/>
+        </w:rPr>
+        <w:t>SPATIU + p</w:t>
+      </w:r>
+      <w:r>
+        <w:t xml:space="preserve"> – face tab si dupa paste</w:t>
+      </w:r>
+    </w:p>
+    <w:p>
+      <w:r>
+        <w:t>**am mai schimbat ca bufferele de copiere/paste sa fie la fel atat in terminal, cat si in afara lui**</w:t>
+      </w:r>
+    </w:p>
+    <w:p>
+      <w:r>
+        <w:rPr>
+          <w:rFonts w:ascii="Aptos Black" w:hAnsi="Aptos Black"/>
+        </w:rPr>
+        <w:t>SPATIU + p + f</w:t>
+      </w:r>
+      <w:r>
+        <w:t xml:space="preserve"> – cautare de fisiere</w:t>
+      </w:r>
+    </w:p>
+    <w:p>
+      <w:r>
+        <w:rPr>
+          <w:rFonts w:ascii="Aptos Black" w:hAnsi="Aptos Black"/>
+        </w:rPr>
+        <w:t>SPATIU + p + s</w:t>
+      </w:r>
+      <w:r>
+        <w:t xml:space="preserve"> </w:t>
+      </w:r>
+      <w:r>
+        <w:t>–</w:t>
+      </w:r>
+      <w:r>
+        <w:t xml:space="preserve"> grep</w:t>
+      </w:r>
+    </w:p>
+    <w:p>
+      <w:r>
+        <w:rPr>
+          <w:rFonts w:ascii="Aptos Black" w:hAnsi="Aptos Black"/>
+        </w:rPr>
+        <w:t>SPATIU + g + s</w:t>
+      </w:r>
+      <w:r>
+        <w:t xml:space="preserve"> – deschide fugitive(pt git)</w:t>
+      </w:r>
+    </w:p>
+    <w:p/>
     <w:p/>
     <w:sectPr>
       <w:pgSz w:w="12240" w:h="15840"/>
